--- a/list.docx
+++ b/list.docx
@@ -4,7 +4,70 @@
   <w:body>
     <w:p>
       <w:r>
-        <w:t>Dzień dobry Aniu</w:t>
+        <w:t>HEEEEEEEEEEEEEJ DZIUUUUUUUUUUUB!!!!!</w:t>
+      </w:r>
+    </w:p>
+    <w:p/>
+    <w:p>
+      <w:r>
+        <w:t>Pewnie spodziewałaś się czegoś w stylu wylewu moich uczuć do ciebie tutaj na tej karteczce, otóż nic bardziej mylnego</w:t>
+      </w:r>
+      <w:r>
+        <w:t xml:space="preserve">. Chciałbym ci powiedzieć 2 rzeczy. Po pierwsze to to </w:t>
+      </w:r>
+      <w:r>
+        <w:t>że mimo mojego narzekania, jestem z ciebie strasznie</w:t>
+      </w:r>
+      <w:r>
+        <w:t xml:space="preserve"> bardzo mocno </w:t>
+      </w:r>
+      <w:r>
+        <w:t>turbo super hiper giga mega</w:t>
+      </w:r>
+      <w:r>
+        <w:t xml:space="preserve"> dumny, świetnie sobie radzisz na tych studiach </w:t>
+      </w:r>
+      <w:r>
+        <w:t>i</w:t>
+      </w:r>
+      <w:r>
+        <w:t xml:space="preserve"> kosztuje </w:t>
+      </w:r>
+      <w:r>
+        <w:t>cię</w:t>
+      </w:r>
+      <w:r>
+        <w:t xml:space="preserve"> to mnóstwo pracy</w:t>
+      </w:r>
+      <w:r>
+        <w:t>. Druga rzecz to że postaram się być bardziej wyrozumiały dobra? Naprawdę nie chce ci robić problemów z dupy, z resztą dobrze wiesz że nie jestem taki</w:t>
+      </w:r>
+      <w:r>
+        <w:t>, ale postaraj się proszę mnie zrozumieć</w:t>
+      </w:r>
+      <w:r>
+        <w:t xml:space="preserve">, po prostu bardzo mi ciebie brakuje i za tobą tęsknie. A z tych przyjemniejszych </w:t>
+      </w:r>
+      <w:r>
+        <w:t>walentynkowych</w:t>
+      </w:r>
+      <w:r>
+        <w:t xml:space="preserve"> spraw, to wspominałaś kiedyś że chciała byś kolaż, dlatego zrobiłem ci taki który możesz mieć zawsze przy sobie</w:t>
+      </w:r>
+      <w:r>
+        <w:t>.</w:t>
+      </w:r>
+      <w:r>
+        <w:t xml:space="preserve"> (mam nadzieje że ci się spodoba) ( i że wszystko zadziała</w:t>
+      </w:r>
+      <w:r>
+        <w:t xml:space="preserve"> tak jak powinno)(możesz mi napisać jak by coś się wypedoliło). </w:t>
+      </w:r>
+      <w:r>
+        <w:t>EN</w:t>
+      </w:r>
+      <w:r>
+        <w:t>JOY!</w:t>
       </w:r>
     </w:p>
     <w:p/>
@@ -12,67 +75,6 @@
       <w:pPr>
         <w:ind w:firstLine="708"/>
       </w:pPr>
-      <w:r>
-        <w:t xml:space="preserve">Bardzo dawno nie mówiłem do ciebie po imieniu więc niech będzie Aniu. Proszę cię nie traktuj tego listu jako pretensje, ani jako swojego rodzaju reprymendę. Po prostu jako moje wnętrze i jako uczucia które czuje od dłuższego czasu. Mam wrażenie że wszystko się sypie skarbie, nie wiem czy to przez studia, czy sytuacje z tatą, czy jakiś jeszcze inny powód. Może ja coś zrobiłem i nie chcesz mi o tym powiedzieć, może po prostu twoje uczucie do mnie się wypaliło. I właśnie o to chodzi. Siedzę od ponad miesiąca płacząc i się zastanawiając co robię nie tak, i czym sobie zasłużyłem na to ze masz czas wyjść z znajomymi na gry planszowe, idziesz do </w:t>
-      </w:r>
-      <w:proofErr w:type="spellStart"/>
-      <w:r>
-        <w:t>Kaji</w:t>
-      </w:r>
-      <w:proofErr w:type="spellEnd"/>
-      <w:r>
-        <w:t xml:space="preserve"> na kawę, spotykasz się z </w:t>
-      </w:r>
-      <w:proofErr w:type="spellStart"/>
-      <w:r>
-        <w:t>Dobrosią</w:t>
-      </w:r>
-      <w:proofErr w:type="spellEnd"/>
-      <w:r>
-        <w:t xml:space="preserve">, a nie masz 5 minut w ciągu dnia żeby mi opowiedzieć jak ci minął dzień i czy wszystko u ciebie w porządku. Na spotkania nalegam tylko ja. Jak pisze ci że za tobą tęsknie to nawet mi na to nie odpowiadasz, już nie mówiąc o tym że nie mówisz mi takich rzeczy sama z siebie. Kiedy uprawiamy sex czuję się jak bym cię do tego zmuszał. Po prostu czuję się źle kochanie, jesteś jedyną dziewczyną na której mi aż tak zależało kiedykolwiek, i zrobił bym wszystko żeby było tak jak kiedyś. Nie chciałem ci pisać tego na </w:t>
-      </w:r>
-      <w:proofErr w:type="spellStart"/>
-      <w:r>
-        <w:t>valentynki</w:t>
-      </w:r>
-      <w:proofErr w:type="spellEnd"/>
-      <w:r>
-        <w:t xml:space="preserve">, ale jestem za dużą pizdą żeby powiedzieć ci to w twarz, z resztą i tak byś powiedziała że jesteś zapracowana i tyle. Rozumiem skarbie że masz dużo na głowie, naprawdę to rozumiem, ale jak komuś zależy to powinien znaleźć chociaż krótki moment w ciągu dnia żeby poświęcić go ukochanej osobie. Brakuje mi ciebie, brakuje mi twoich ust, brakuje mi twojego uśmiechu, brakuje mi twojego dotyku, brakuje mi twojego narzekania jak kroje mięso, albo jak zjem </w:t>
-      </w:r>
-      <w:proofErr w:type="spellStart"/>
-      <w:r>
-        <w:t>kebaba</w:t>
-      </w:r>
-      <w:proofErr w:type="spellEnd"/>
-      <w:r>
-        <w:t xml:space="preserve"> i śmierdzi mi z buzi, brakuje mi oglądania filmu bez oglądania filmu, brakuje mi twojego marudzenia jak się trzęsę przed zaśnięciem, brakuje mi tego jak wychodziliśmy na jedzenie i godzinę myślałaś co byś zjadła, po prostu brakuje mi ciebie, i to naprawdę kurwa bardzo. Piszę ci to teraz bo chciał bym, żebyśmy na wyjeździe już mieli wszystko wyjaśnione i mogli miło spędzić czas, bez jakiś niedopowiedzeń, i bez żalu. Jeśli nie chcesz ze mną być, jeśli jestem dla ciebie obciążeniem, po prostu mi powiedz. Bo przysięgałaś mi kiedyś że będziemy sobie wszystko mówić pamiętasz? Po prostu bądź ze mną szczera. Nie musisz mi odpowiadać na ten list, ani pisać, ani mówić, możesz to po prostu przemilczeć. Ale jeśli jednak po przeczytaniu tego stwierdzisz że chciała byś ze mną porozmawiać, to jestem tam gdzie byłem zawsze, i nigdzie się nie wybieram. Z resztą widzimy się jutro. I naprawdę proszę cię nie odbieraj tego jako ochrzan, ja się martwię skarbie, bo naprawdę mi zależy</w:t>
-      </w:r>
-      <w:r>
-        <w:t>,</w:t>
-      </w:r>
-      <w:r>
-        <w:t xml:space="preserve"> naprawdę kurwa</w:t>
-      </w:r>
-      <w:r>
-        <w:t xml:space="preserve"> bardzo</w:t>
-      </w:r>
-      <w:r>
-        <w:t xml:space="preserve"> mi zależy i nie wiem co m</w:t>
-      </w:r>
-      <w:r>
-        <w:t>am robić</w:t>
-      </w:r>
-      <w:r>
-        <w:t xml:space="preserve">. Kończąc mój lament chciał bym ci życzyć szczęśliwych </w:t>
-      </w:r>
-      <w:proofErr w:type="spellStart"/>
-      <w:r>
-        <w:t>valentynek</w:t>
-      </w:r>
-      <w:proofErr w:type="spellEnd"/>
-      <w:r>
-        <w:t>, i powiedzieć ci że bardzo cię kocham i mam nadzieje że ten list jest na to najlepszym dowodem. Przytulam cię na odległość.</w:t>
-      </w:r>
     </w:p>
     <w:p>
       <w:pPr>
@@ -87,8 +89,21 @@
       <w:r>
         <w:t xml:space="preserve"> internetową: </w:t>
       </w:r>
-      <w:r>
-        <w:t>https://adamcwoj.github.io/prezecik_valentynki/</w:t>
+      <w:hyperlink r:id="rId4" w:history="1">
+        <w:r>
+          <w:rPr>
+            <w:rStyle w:val="Hipercze"/>
+          </w:rPr>
+          <w:t>https://adamcwoj.github.io/prezecik_valentynki/</w:t>
+        </w:r>
+      </w:hyperlink>
+    </w:p>
+    <w:p>
+      <w:pPr>
+        <w:jc w:val="center"/>
+      </w:pPr>
+      <w:r>
+        <w:t>(Koniecznie z dźwiękiem)</w:t>
       </w:r>
     </w:p>
     <w:p/>
@@ -96,11 +111,12 @@
       <w:r>
         <w:t xml:space="preserve">Twój na zawsze oddany </w:t>
       </w:r>
-      <w:proofErr w:type="spellStart"/>
-      <w:r>
-        <w:t>dziub</w:t>
-      </w:r>
-      <w:proofErr w:type="spellEnd"/>
+      <w:r>
+        <w:t>Ada</w:t>
+      </w:r>
+      <w:r>
+        <w:t>ś</w:t>
+      </w:r>
     </w:p>
     <w:sectPr>
       <w:pgSz w:w="11906" w:h="16838"/>
@@ -715,6 +731,7 @@
   <w:style w:type="character" w:default="1" w:styleId="Domylnaczcionkaakapitu">
     <w:name w:val="Default Paragraph Font"/>
     <w:uiPriority w:val="1"/>
+    <w:semiHidden/>
     <w:unhideWhenUsed/>
   </w:style>
   <w:style w:type="table" w:default="1" w:styleId="Standardowy">
@@ -1026,6 +1043,29 @@
       <w:smallCaps/>
       <w:color w:val="0F4761" w:themeColor="accent1" w:themeShade="BF"/>
       <w:spacing w:val="5"/>
+    </w:rPr>
+  </w:style>
+  <w:style w:type="character" w:styleId="Hipercze">
+    <w:name w:val="Hyperlink"/>
+    <w:basedOn w:val="Domylnaczcionkaakapitu"/>
+    <w:uiPriority w:val="99"/>
+    <w:unhideWhenUsed/>
+    <w:rsid w:val="003E60E9"/>
+    <w:rPr>
+      <w:color w:val="467886" w:themeColor="hyperlink"/>
+      <w:u w:val="single"/>
+    </w:rPr>
+  </w:style>
+  <w:style w:type="character" w:styleId="Nierozpoznanawzmianka">
+    <w:name w:val="Unresolved Mention"/>
+    <w:basedOn w:val="Domylnaczcionkaakapitu"/>
+    <w:uiPriority w:val="99"/>
+    <w:semiHidden/>
+    <w:unhideWhenUsed/>
+    <w:rsid w:val="003E60E9"/>
+    <w:rPr>
+      <w:color w:val="605E5C"/>
+      <w:shd w:val="clear" w:color="auto" w:fill="E1DFDD"/>
     </w:rPr>
   </w:style>
 </w:styles>

--- a/list.docx
+++ b/list.docx
@@ -9,6 +9,9 @@
     </w:p>
     <w:p/>
     <w:p>
+      <w:pPr>
+        <w:ind w:firstLine="708"/>
+      </w:pPr>
       <w:r>
         <w:t>Pewnie spodziewałaś się czegoś w stylu wylewu moich uczuć do ciebie tutaj na tej karteczce, otóż nic bardziej mylnego</w:t>
       </w:r>
@@ -25,10 +28,16 @@
         <w:t>turbo super hiper giga mega</w:t>
       </w:r>
       <w:r>
-        <w:t xml:space="preserve"> dumny, świetnie sobie radzisz na tych studiach </w:t>
-      </w:r>
-      <w:r>
-        <w:t>i</w:t>
+        <w:t xml:space="preserve"> </w:t>
+      </w:r>
+      <w:r>
+        <w:t xml:space="preserve">ekstra </w:t>
+      </w:r>
+      <w:r>
+        <w:t xml:space="preserve">dumny, świetnie sobie radzisz na tych studiach </w:t>
+      </w:r>
+      <w:r>
+        <w:t>pomimo że</w:t>
       </w:r>
       <w:r>
         <w:t xml:space="preserve"> kosztuje </w:t>
@@ -40,13 +49,34 @@
         <w:t xml:space="preserve"> to mnóstwo pracy</w:t>
       </w:r>
       <w:r>
+        <w:t>, po prostu wymiatasz babo</w:t>
+      </w:r>
+      <w:r>
         <w:t>. Druga rzecz to że postaram się być bardziej wyrozumiały dobra? Naprawdę nie chce ci robić problemów z dupy, z resztą dobrze wiesz że nie jestem taki</w:t>
       </w:r>
       <w:r>
-        <w:t>, ale postaraj się proszę mnie zrozumieć</w:t>
-      </w:r>
-      <w:r>
-        <w:t xml:space="preserve">, po prostu bardzo mi ciebie brakuje i za tobą tęsknie. A z tych przyjemniejszych </w:t>
+        <w:t>, ale postaraj się</w:t>
+      </w:r>
+      <w:r>
+        <w:t xml:space="preserve"> też</w:t>
+      </w:r>
+      <w:r>
+        <w:t xml:space="preserve"> proszę mnie zrozumieć</w:t>
+      </w:r>
+      <w:r>
+        <w:t>, po prostu bardzo mi ciebie brakuje i za tobą tęsknie</w:t>
+      </w:r>
+      <w:r>
+        <w:t xml:space="preserve">, jesteś jedyną dziewczyną na całym świecie </w:t>
+      </w:r>
+      <w:r>
+        <w:t>którą mam i na której mi jakkolwiek zależy</w:t>
+      </w:r>
+      <w:r>
+        <w:t>, więc jak cię nie ma tak długo to sobie nie radze czasami</w:t>
+      </w:r>
+      <w:r>
+        <w:t xml:space="preserve">. A z tych przyjemniejszych </w:t>
       </w:r>
       <w:r>
         <w:t>walentynkowych</w:t>
@@ -61,7 +91,21 @@
         <w:t xml:space="preserve"> (mam nadzieje że ci się spodoba) ( i że wszystko zadziała</w:t>
       </w:r>
       <w:r>
-        <w:t xml:space="preserve"> tak jak powinno)(możesz mi napisać jak by coś się wypedoliło). </w:t>
+        <w:t xml:space="preserve"> tak jak powinno)</w:t>
+      </w:r>
+      <w:r>
+        <w:t xml:space="preserve"> </w:t>
+      </w:r>
+      <w:r>
+        <w:t xml:space="preserve">(możesz mi napisać jak by coś się </w:t>
+      </w:r>
+      <w:proofErr w:type="spellStart"/>
+      <w:r>
+        <w:t>wypedoliło</w:t>
+      </w:r>
+      <w:proofErr w:type="spellEnd"/>
+      <w:r>
+        <w:t xml:space="preserve">). </w:t>
       </w:r>
       <w:r>
         <w:t>EN</w:t>
@@ -102,11 +146,7 @@
       <w:pPr>
         <w:jc w:val="center"/>
       </w:pPr>
-      <w:r>
-        <w:t>(Koniecznie z dźwiękiem)</w:t>
-      </w:r>
     </w:p>
-    <w:p/>
     <w:p>
       <w:r>
         <w:t xml:space="preserve">Twój na zawsze oddany </w:t>
